--- a/arb/docx/54.content.docx
+++ b/arb/docx/54.content.docx
@@ -178,13 +178,6 @@
         <w:rPr>
           <w:lang w:val="ar_AE" w:bidi="ar_AE"/>
         </w:rPr>
-      </w:r>
-      <w:r>
-        <w:rPr>
-          <w:i/>
-          <w:lang w:val="ar_AE" w:bidi="ar_AE"/>
-        </w:rPr>
-        <w:t>تيموثاوس الأولى ١: ١, ١ تيموثاوس ١:١–٢, ١ تيموثاوس ١: ٢, ١ تيموثاوس ١: ٣, ١ تيموثاوس ١: ٣–١١, ١ تيموثاوس ١: ٤, ١ تيموثاوس ١: ٥, ١ تيموثاوس ١: ٦, ١ تيموثاوس ١: ٦–١١, ١ تيموثاوس ١: ٧, ١ تيموثاوس ١: ٩, ١ تيموثاوس ١: ١٠, ١ تيموثاوس ١: ١١, ١ تيموثاوس ١: ١٢–١٧, ١ تيموثاوس ١: ١٥, ١ تيموثاوس ١: ١٨, ١ تيموثاوس ١: ١٨–٢٠, ١ تيموثاوس ١: ١٩, ١ تيموثاوس ١: ٢٠, ١ تيموثاوس ٢: ١, ١ تيموثاوس ٢: ١–٧, ١ تيموثاوس ٢: ١–١٥, ١ تيموثاوس ٢: ١–٣: ١٣, ١ تيموثاوس ٢:٢, ١ تيموثاوس ٢: ٥, 1 تيموثاوس ٢: ٥–٦, ١ تيموثاوس ٢: ٨, ١ تيموثاوس ٢: ٩–١٠, ١ تيموثاوس ٢: ١١–١٥, ١ تيموثاوس ٢: ١٢, ١ تيموثاوس ٢: ١٣, ١ تيموثاوس ٢: ١٥, ١ تيموثاوس ٣: ١, ١ تيموثاوس ٣: ١–١٣, ١ تيموثاوس ٣: ٢, ١ تيموثاوس ٣: ٤–٥, ١ تيموثاوس ٣: ٧, ١ تيموثاوس ٣: ٨, ١ تيموثاوس ٣: ٨–١٣, ١ تيموثاوس ٣: ١١, ١ تيموثاوس ٣: ١٤–٤: ١٦, ١ تيموثاوس ٣: ١٥, ١ تيموثاوس ٣: ١٦, ١ تيموثاوس ٤: ١, ١ تيموثاوس ٤: ١–٥, ١ تيموثاوس ٤: ٢, ١ تيموثاوس ٤: ٦, ١ تيموثاوس ٤: ٦–١٦, ١ تيموثاوس ٤: ٨–٩, ١ تيموثاوس ٤: ١٢, ١ تيموثاوس ٤: ١٤, ١ تيموثاوس ٥: ١–٦: ٢, ١ تيموثاوس ٥: ٣–١٦, ١ تيموثاوس ٥:٥, ١ تيموثاوس ٥: ٦, ١ تيموثاوس ٥: ٨, ١ تيموثاوس ٥: ٩, ١ تيموثاوس ٥: ١٠, ١ تيموثاوس ٥: ١١–١٢, ١ تيموثاوس ٥: ١١–١٥, ١ تيموثاوس ٥: ١٣, ١ تيموثاوس ٥: ١٤, ١ تيموثاوس ٥: ١٥, ١ تيموثاوس ٥: ١٦, ١ تيموثاوس ٥: ١٧–١٨, ١ تيموثاوس ٥: ١٧–٢٥, ١ تيموثاوس ٥: ١٩–٢١, ١ تيموثاوس ٥: ٢٠, ١ تيموثاوس ٥: ٢١, ١ تيموثاوس ٥: ٢٢, ١ تيموثاوس ٥: ٢٣, ١ تيموثاوس ٥: ٢٤–٢٥, ١ تيموثاوس ٦: ١, ١ تيموثاوس ٦: ٢–١٠, ١ تيموثاوس ٦: ٢–٢١, ١ تيموثاوس ٦: ٤, ١ تيموثاوس ٦: ٥, ١ تيموثاوس ٦:٦, 1 تيموثاوس 11:6–16, 1 تيموثاوس 12:6, 1 تيموثاوس 13:6, 1 تيموثاوس 14:6, 1 Timothy 6:15–16, ١ تيموثاوس ٦: ١٧–١٨, ١ تيموثاوس ٦: ١٧–١٩, ١ تيموثاوس ٦: ٢٠, ١ تيموثاوس ٦: ٢٠–٢١, ١ تيموثاوس ٦: ٢١</w:t>
       </w:r>
       <w:r>
         <w:rPr>

--- a/arb/docx/54.content.docx
+++ b/arb/docx/54.content.docx
@@ -163,21 +163,6 @@
           <w:lang w:val="ar_AE" w:bidi="ar_AE"/>
         </w:rPr>
         <w:t>1TI</w:t>
-      </w:r>
-      <w:r>
-        <w:rPr>
-          <w:lang w:val="ar_AE" w:bidi="ar_AE"/>
-        </w:rPr>
-      </w:r>
-    </w:p>
-    <w:p>
-      <w:pPr>
-        <w:bidi/>
-      </w:pPr>
-      <w:r>
-        <w:rPr>
-          <w:lang w:val="ar_AE" w:bidi="ar_AE"/>
-        </w:rPr>
       </w:r>
       <w:r>
         <w:rPr>

--- a/arb/docx/54.content.docx
+++ b/arb/docx/54.content.docx
@@ -22,7 +22,7 @@
         <w:rPr>
           <w:lang w:val="ar_AE" w:bidi="ar_AE"/>
         </w:rPr>
-        <w:t>Resource: ملاحظات الدراسة (تينديل)</w:t>
+        <w:t>Resource: Tyndale Open Study Notes</w:t>
       </w:r>
       <w:r>
         <w:rPr>
@@ -122,7 +122,7 @@
         <w:rPr>
           <w:lang w:val="ar_AE" w:bidi="ar_AE"/>
         </w:rPr>
-        <w:t>ملاحظات الدراسة (تينديل)</w:t>
+        <w:t>Tyndale Open Study Notes</w:t>
       </w:r>
     </w:p>
     <w:p>

--- a/arb/docx/54.content.docx
+++ b/arb/docx/54.content.docx
@@ -22,7 +22,7 @@
         <w:rPr>
           <w:lang w:val="ar_AE" w:bidi="ar_AE"/>
         </w:rPr>
-        <w:t>Resource: Tyndale Open Study Notes</w:t>
+        <w:t>Resource: Aquifer Open Study Notes</w:t>
       </w:r>
       <w:r>
         <w:rPr>
@@ -122,7 +122,7 @@
         <w:rPr>
           <w:lang w:val="ar_AE" w:bidi="ar_AE"/>
         </w:rPr>
-        <w:t>Tyndale Open Study Notes</w:t>
+        <w:t>Aquifer Open Study Notes</w:t>
       </w:r>
     </w:p>
     <w:p>
